--- a/en/wisdom-stories/other-peoples-opinions.docx
+++ b/en/wisdom-stories/other-peoples-opinions.docx
@@ -4,106 +4,58 @@
   <w:body>
     <w:p>
       <w:pPr>
-        <w:spacing w:before="0" w:after="60"/>
-        <w:jc w:val="left"/>
+        <w:pStyle w:val="Title"/>
       </w:pPr>
       <w:r>
-        <w:rPr>
-          <w:rFonts w:ascii="Arial" w:hAnsi="Arial" w:eastAsia="Arial"/>
-          <w:i w:val="0"/>
-          <w:color w:val="000000"/>
-          <w:sz w:val="52"/>
-        </w:rPr>
         <w:t>Other People's Opinions</w:t>
       </w:r>
     </w:p>
     <w:p>
-      <w:pPr>
-        <w:jc w:val="left"/>
-      </w:pPr>
+      <w:pPr/>
       <w:r>
-        <w:rPr>
-          <w:rFonts w:ascii="Arial" w:hAnsi="Arial" w:eastAsia="Arial"/>
-          <w:i w:val="0"/>
-          <w:color w:val="000000"/>
-          <w:sz w:val="22"/>
-        </w:rPr>
-        <w:t>One day, the human being lost the comma (,). What he said got mixed up. Another day, he lost the period (.). His thoughts got long and he couldn't separate them. Another day, he lost the exclamation mark (!). He lost his joy, his anger, all his emotions. Then he lost the question mark (?). He forgot to ask questions, he had to accept everything as it was, without questioning. Another day, he lost the colon (:). The ability to explain and explain disappeared.</w:t>
+        <w:t>One day, a person lost the comma, and every sentence ran together. Then the period disappeared, and thoughts stretched on without an end. Next went the exclamation mark, taking joy, anger, and feeling with it. When the question mark vanished, the person stopped asking questions and accepted everything without challenge. Finally, the colon disappeared, along with the ability to explain.</w:t>
       </w:r>
     </w:p>
     <w:p>
       <w:pPr>
-        <w:jc w:val="left"/>
+        <w:keepNext/>
+        <w:spacing w:after="80"/>
       </w:pPr>
       <w:r>
-        <w:rPr>
-          <w:rFonts w:ascii="Arial" w:hAnsi="Arial" w:eastAsia="Arial"/>
-          <w:i w:val="0"/>
-          <w:color w:val="000000"/>
-          <w:sz w:val="22"/>
-        </w:rPr>
-        <w:t>When he reached the end of his life, he had only one quotation mark left - and it contained only other people's opinions.</w:t>
+        <w:t>At the end of life, only quotation marks remained, enclosing other people’s opinions.</w:t>
       </w:r>
     </w:p>
     <w:p>
       <w:pPr>
-        <w:pStyle w:val="Moral"/>
         <w:keepNext/>
         <w:keepLines/>
-        <w:widowControl/>
-        <w:spacing w:before="240" w:after="180" w:line="283" w:lineRule="auto"/>
-        <w:ind w:left="240" w:right="240"/>
-        <w:jc w:val="left"/>
-        <w:pBdr>
-          <w:top w:val="single" w:sz="8" w:space="7" w:color="E8D59A"/>
-          <w:left w:val="single" w:sz="32" w:space="11" w:color="C6A23A"/>
-          <w:bottom w:val="single" w:sz="8" w:space="7" w:color="E8D59A"/>
-          <w:right w:val="single" w:sz="8" w:space="11" w:color="E8D59A"/>
-        </w:pBdr>
-        <w:shd w:val="clear" w:color="auto" w:fill="FFF8E1"/>
+        <w:spacing w:before="160"/>
       </w:pPr>
       <w:r>
         <w:rPr>
-          <w:rFonts w:ascii="Arial" w:hAnsi="Arial" w:eastAsia="Arial" w:cs="Arial"/>
           <w:b/>
-          <w:i w:val="0"/>
-          <w:color w:val="9A7417"/>
-          <w:sz w:val="22"/>
         </w:rPr>
-        <w:t xml:space="preserve">Moral: </w:t>
+        <w:t>Moral:</w:t>
       </w:r>
       <w:r>
-        <w:rPr>
-          <w:rFonts w:ascii="Arial" w:hAnsi="Arial" w:eastAsia="Arial" w:cs="Arial"/>
-          <w:b w:val="0"/>
-          <w:i w:val="0"/>
-          <w:color w:val="3F3826"/>
-          <w:sz w:val="22"/>
-        </w:rPr>
-        <w:t>A person who loses his own values ​​and roots one by one is filled with foreign ideas. If you don't protect your spiritual roots, you will eventually cease to be yourself.</w:t>
+        <w:t xml:space="preserve"> When we surrender our own voice and understanding, other people’s ideas take their place. Preserve the values and roots that help you remain yourself.</w:t>
       </w:r>
     </w:p>
     <w:p>
       <w:pPr>
-        <w:keepLines/>
-        <w:widowControl/>
-        <w:spacing w:before="60" w:after="0" w:line="240" w:lineRule="auto"/>
-        <w:jc w:val="right"/>
+        <w:spacing w:after="80"/>
       </w:pPr>
       <w:r>
         <w:rPr>
-          <w:rFonts w:ascii="Arial" w:hAnsi="Arial" w:eastAsia="Arial" w:cs="Arial"/>
-          <w:b w:val="0"/>
           <w:i/>
-          <w:color w:val="8A7950"/>
-          <w:sz w:val="17"/>
+          <w:sz w:val="18"/>
         </w:rPr>
-        <w:t>The story was obtained from open Internet sources.</w:t>
+        <w:t>Source: Publicly available internet sources.</w:t>
       </w:r>
     </w:p>
     <w:sectPr>
       <w:pgSz w:w="12240" w:h="15840"/>
-      <w:pgMar w:top="1440" w:right="1440" w:bottom="1440" w:left="1440" w:header="708" w:footer="708" w:gutter="0"/>
+      <w:pgMar w:top="1080" w:right="1224" w:bottom="1080" w:left="1224" w:header="720" w:footer="720" w:gutter="0"/>
       <w:cols w:space="720"/>
       <w:docGrid w:linePitch="360"/>
     </w:sectPr>
@@ -475,12 +427,14 @@
     <w:qFormat/>
     <w:rsid w:val="00FC693F"/>
     <w:pPr>
-      <w:spacing w:before="0" w:after="160" w:line="276" w:lineRule="auto"/>
+      <w:widowControl/>
+      <w:spacing w:after="120" w:line="259" w:lineRule="auto"/>
     </w:pPr>
     <w:rPr>
-      <w:rFonts w:ascii="Arial" w:hAnsi="Arial" w:eastAsia="Arial"/>
+      <w:rFonts w:ascii="Arial" w:hAnsi="Arial"/>
       <w:color w:val="000000"/>
       <w:sz w:val="22"/>
+      <w:lang w:val="en-US"/>
     </w:rPr>
   </w:style>
   <w:style w:type="paragraph" w:styleId="Header">
@@ -824,18 +778,17 @@
     <w:qFormat/>
     <w:rsid w:val="00FC693F"/>
     <w:pPr>
-      <w:pBdr>
-        <w:bottom w:val="single" w:sz="8" w:space="4" w:color="4F81BD" w:themeColor="accent1"/>
-      </w:pBdr>
-      <w:spacing w:after="300" w:line="240" w:lineRule="auto"/>
+      <w:keepNext/>
+      <w:spacing w:after="280" w:line="240" w:lineRule="auto"/>
       <w:contextualSpacing/>
     </w:pPr>
     <w:rPr>
-      <w:rFonts w:asciiTheme="majorHAnsi" w:eastAsiaTheme="majorEastAsia" w:hAnsiTheme="majorHAnsi" w:cstheme="majorBidi"/>
-      <w:color w:val="17365D" w:themeColor="text2" w:themeShade="BF"/>
+      <w:rFonts w:asciiTheme="majorHAnsi" w:eastAsiaTheme="majorEastAsia" w:hAnsiTheme="majorHAnsi" w:cstheme="majorBidi" w:ascii="Arial" w:hAnsi="Arial"/>
+      <w:b/>
+      <w:color w:val="000000"/>
       <w:spacing w:val="5"/>
       <w:kern w:val="28"/>
-      <w:sz w:val="52"/>
+      <w:sz w:val="34"/>
       <w:szCs w:val="52"/>
     </w:rPr>
   </w:style>
@@ -1311,9 +1264,6 @@
     <w:qFormat/>
     <w:rsid w:val="00FC693F"/>
     <w:pPr>
-      <w:pBdr>
-        <w:bottom w:val="single" w:sz="4" w:space="4" w:color="4F81BD" w:themeColor="accent1"/>
-      </w:pBdr>
       <w:spacing w:before="200" w:after="280"/>
       <w:ind w:left="936" w:right="936"/>
     </w:pPr>
@@ -12164,18 +12114,6 @@
         <w:shd w:val="clear" w:color="auto" w:fill="FBCAA2" w:themeFill="accent6" w:themeFillTint="7F"/>
       </w:tcPr>
     </w:tblStylePr>
-  </w:style>
-  <w:style w:type="paragraph" w:customStyle="1" w:styleId="Moral">
-    <w:name w:val="Moral"/>
-    <w:basedOn w:val="Normal"/>
-    <w:pPr>
-      <w:spacing w:before="160" w:after="0" w:line="276" w:lineRule="auto"/>
-    </w:pPr>
-    <w:rPr>
-      <w:rFonts w:ascii="Arial" w:hAnsi="Arial" w:eastAsia="Arial"/>
-      <w:i/>
-      <w:sz w:val="22"/>
-    </w:rPr>
   </w:style>
 </w:styles>
 </file>

--- a/en/wisdom-stories/other-peoples-opinions.docx
+++ b/en/wisdom-stories/other-peoples-opinions.docx
@@ -13,7 +13,7 @@
     <w:p>
       <w:pPr/>
       <w:r>
-        <w:t>One day, a person lost the comma, and every sentence ran together. Then the period disappeared, and thoughts stretched on without an end. Next went the exclamation mark, taking joy, anger, and feeling with it. When the question mark vanished, the person stopped asking questions and accepted everything without challenge. Finally, the colon disappeared, along with the ability to explain.</w:t>
+        <w:t>One day, a person lost the comma, and every sentence ran together. Then the period disappeared, and his thoughts stretched on, and he could not separate them from one another. Next went the exclamation mark, taking joy, anger, and feeling with it. When the question mark vanished, the person forgot how to ask questions and had to accept everything as it was, without question. Finally, the colon disappeared, along with the ability to explain.</w:t>
       </w:r>
     </w:p>
     <w:p>
@@ -22,7 +22,7 @@
         <w:spacing w:after="80"/>
       </w:pPr>
       <w:r>
-        <w:t>At the end of life, only quotation marks remained, enclosing other people’s opinions.</w:t>
+        <w:t>At the end of his life, only quotation marks remained in his hand, and inside them were only other people’s opinions.</w:t>
       </w:r>
     </w:p>
     <w:p>
@@ -35,11 +35,9 @@
         <w:rPr>
           <w:b/>
         </w:rPr>
-        <w:t>Moral:</w:t>
+        <w:t>Moral: A person who loses his own values and roots one by one fills with foreign ideas. If you do not protect your spiritual roots, in the end you cease to be yourself.</w:t>
       </w:r>
-      <w:r>
-        <w:t xml:space="preserve"> When we surrender our own voice and understanding, other people’s ideas take their place. Preserve the values and roots that help you remain yourself.</w:t>
-      </w:r>
+      <w:r/>
     </w:p>
     <w:p>
       <w:pPr>
@@ -50,7 +48,7 @@
           <w:i/>
           <w:sz w:val="18"/>
         </w:rPr>
-        <w:t>Source: Publicly available internet sources.</w:t>
+        <w:t>Stories are taken from open Internet sources; illustrations were created with AI.</w:t>
       </w:r>
     </w:p>
     <w:sectPr>
